--- a/wi/testing.docx
+++ b/wi/testing.docx
@@ -145,13 +145,13 @@
           <w:tbl>
             <w:tblPr>
               <w:tblStyle w:val="Table"/>
-              <w:tblW w:type="pct" w:w="2569"/>
-              <w:tblLayout w:type="fixed"/>
+              <w:tblW w:type="auto" w:w="0"/>
               <w:tblLook w:firstRow="1" w:lastRow="0" w:firstColumn="0" w:lastColumn="0" w:noHBand="0" w:noVBand="0" w:val="0020"/>
             </w:tblPr>
             <w:tblGrid>
               <w:gridCol w:w="2640"/>
-              <w:gridCol w:w="1430"/>
+              <w:gridCol w:w="2640"/>
+              <w:gridCol w:w="2640"/>
             </w:tblGrid>
             <w:tr>
               <w:trPr>
@@ -162,7 +162,14 @@
                 <w:p>
                   <w:pPr>
                     <w:pStyle w:val="Compact"/>
-                    <w:jc w:val="left"/>
+                  </w:pPr>
+                </w:p>
+              </w:tc>
+              <w:tc>
+                <w:tcPr/>
+                <w:p>
+                  <w:pPr>
+                    <w:pStyle w:val="Compact"/>
                   </w:pPr>
                   <w:r>
                     <w:t xml:space="preserve">Name</w:t>
@@ -174,7 +181,6 @@
                 <w:p>
                   <w:pPr>
                     <w:pStyle w:val="Compact"/>
-                    <w:jc w:val="left"/>
                   </w:pPr>
                   <w:r>
                     <w:t xml:space="preserve">Date</w:t>
@@ -188,10 +194,20 @@
                 <w:p>
                   <w:pPr>
                     <w:pStyle w:val="Compact"/>
-                    <w:jc w:val="left"/>
                   </w:pPr>
                   <w:r>
-                    <w:t xml:space="preserve">Alan Haynes,</w:t>
+                    <w:t xml:space="preserve">Authored by:</w:t>
+                  </w:r>
+                </w:p>
+              </w:tc>
+              <w:tc>
+                <w:tcPr/>
+                <w:p>
+                  <w:pPr>
+                    <w:pStyle w:val="Compact"/>
+                  </w:pPr>
+                  <w:r>
+                    <w:t xml:space="preserve">Alan Haynes</w:t>
                   </w:r>
                   <w:r>
                     <w:rPr>
@@ -199,11 +215,40 @@
                     </w:rPr>
                     <w:footnoteReference w:id="23"/>
                   </w:r>
+                </w:p>
+              </w:tc>
+              <w:tc>
+                <w:tcPr/>
+                <w:p>
+                  <w:pPr>
+                    <w:pStyle w:val="Compact"/>
+                  </w:pPr>
                   <w:r>
-                    <w:t xml:space="preserve"> </w:t>
+                    <w:t xml:space="preserve">2026-09-08</w:t>
                   </w:r>
+                </w:p>
+              </w:tc>
+            </w:tr>
+            <w:tr>
+              <w:tc>
+                <w:tcPr/>
+                <w:p>
+                  <w:pPr>
+                    <w:pStyle w:val="Compact"/>
+                  </w:pPr>
                   <w:r>
-                    <w:t xml:space="preserve">Elio Carreras</w:t>
+                    <w:t xml:space="preserve">Reviewed by:</w:t>
+                  </w:r>
+                </w:p>
+              </w:tc>
+              <w:tc>
+                <w:tcPr/>
+                <w:p>
+                  <w:pPr>
+                    <w:pStyle w:val="Compact"/>
+                  </w:pPr>
+                  <w:r>
+                    <w:t xml:space="preserve">Cyril Jaksic</w:t>
                   </w:r>
                   <w:r>
                     <w:rPr>
@@ -218,10 +263,9 @@
                 <w:p>
                   <w:pPr>
                     <w:pStyle w:val="Compact"/>
-                    <w:jc w:val="left"/>
                   </w:pPr>
                   <w:r>
-                    <w:t xml:space="preserve">2025-01-01</w:t>
+                    <w:t xml:space="preserve">2026-09-08</w:t>
                   </w:r>
                 </w:p>
               </w:tc>
@@ -350,7 +394,7 @@
                     <w:jc w:val="left"/>
                   </w:pPr>
                   <w:r>
-                    <w:t xml:space="preserve">Alan Haynes,</w:t>
+                    <w:t xml:space="preserve">Alan Haynes</w:t>
                   </w:r>
                 </w:p>
               </w:tc>
@@ -367,6 +411,68 @@
                 </w:p>
               </w:tc>
             </w:tr>
+            <w:tr>
+              <w:tc>
+                <w:tcPr/>
+                <w:p>
+                  <w:pPr>
+                    <w:pStyle w:val="Compact"/>
+                    <w:jc w:val="left"/>
+                  </w:pPr>
+                  <w:r>
+                    <w:t xml:space="preserve">1.1</w:t>
+                  </w:r>
+                </w:p>
+              </w:tc>
+              <w:tc>
+                <w:tcPr/>
+                <w:p>
+                  <w:pPr>
+                    <w:pStyle w:val="Compact"/>
+                    <w:jc w:val="left"/>
+                  </w:pPr>
+                  <w:r>
+                    <w:t xml:space="preserve">2026-08-09</w:t>
+                  </w:r>
+                </w:p>
+              </w:tc>
+              <w:tc>
+                <w:tcPr/>
+                <w:p>
+                  <w:pPr>
+                    <w:pStyle w:val="Compact"/>
+                    <w:jc w:val="left"/>
+                  </w:pPr>
+                  <w:r>
+                    <w:t xml:space="preserve">Alan Haynes</w:t>
+                  </w:r>
+                </w:p>
+              </w:tc>
+              <w:tc>
+                <w:tcPr/>
+                <w:p>
+                  <w:pPr>
+                    <w:pStyle w:val="Compact"/>
+                    <w:jc w:val="left"/>
+                  </w:pPr>
+                  <w:r>
+                    <w:t xml:space="preserve">Correct references to</w:t>
+                  </w:r>
+                  <w:r>
+                    <w:t xml:space="preserve"> </w:t>
+                  </w:r>
+                  <w:r>
+                    <w:t xml:space="preserve">SCTORvalidation package and main</w:t>
+                  </w:r>
+                  <w:r>
+                    <w:t xml:space="preserve"> </w:t>
+                  </w:r>
+                  <w:r>
+                    <w:t xml:space="preserve">repo address</w:t>
+                  </w:r>
+                </w:p>
+              </w:tc>
+            </w:tr>
           </w:tbl>
           <w:p>
             <w:pPr>
@@ -393,7 +499,7 @@
         <w:rPr>
           <w:rStyle w:val="VerbatimChar"/>
         </w:rPr>
-        <w:t xml:space="preserve">validation</w:t>
+        <w:t xml:space="preserve">SCTORvalidation</w:t>
       </w:r>
       <w:r>
         <w:t xml:space="preserve"> </w:t>
@@ -426,7 +532,7 @@
           <w:rPr>
             <w:rStyle w:val="Hyperlink"/>
           </w:rPr>
-          <w:t xml:space="preserve">pkg_validation</w:t>
+          <w:t xml:space="preserve">validation_platform</w:t>
         </w:r>
       </w:hyperlink>
       <w:r>
@@ -467,7 +573,7 @@
         <w:rPr>
           <w:rStyle w:val="VerbatimChar"/>
         </w:rPr>
-        <w:t xml:space="preserve">validation</w:t>
+        <w:t xml:space="preserve">SCTORvalidation</w:t>
       </w:r>
       <w:r>
         <w:t xml:space="preserve"> </w:t>
@@ -535,7 +641,7 @@
         <w:rPr>
           <w:rStyle w:val="VerbatimChar"/>
         </w:rPr>
-        <w:t xml:space="preserve">validation::test_skeleton()</w:t>
+        <w:t xml:space="preserve">SCTORvalidation::test_skeleton()</w:t>
       </w:r>
       <w:r>
         <w:t xml:space="preserve"> </w:t>
@@ -589,7 +695,7 @@
         <w:rPr>
           <w:rStyle w:val="VerbatimChar"/>
         </w:rPr>
-        <w:t xml:space="preserve">validation::test()</w:t>
+        <w:t xml:space="preserve">SCTORvalidation::test()</w:t>
       </w:r>
     </w:p>
     <w:p>
@@ -3315,7 +3421,7 @@
         <w:pStyle w:val="BodyText"/>
       </w:pPr>
       <w:r>
-        <w:t xml:space="preserve">Once merged, the tests can be run via the validation package</w:t>
+        <w:t xml:space="preserve">Once merged, the tests can be run via</w:t>
       </w:r>
       <w:r>
         <w:t xml:space="preserve"> </w:t>
@@ -3324,7 +3430,7 @@
         <w:rPr>
           <w:rStyle w:val="VerbatimChar"/>
         </w:rPr>
-        <w:t xml:space="preserve">validation::test("packagename")</w:t>
+        <w:t xml:space="preserve">SCTORvalidation::test("packagename")</w:t>
       </w:r>
       <w:r>
         <w:t xml:space="preserve"> </w:t>
@@ -3340,7 +3446,7 @@
           <w:rPr>
             <w:rStyle w:val="Hyperlink"/>
           </w:rPr>
-          <w:t xml:space="preserve">https://github.com/SwissClinicalTrialOrganisation/pkg_validation</w:t>
+          <w:t xml:space="preserve">https://github.com/SwissClinicalTrialOrganisation/validation_platform</w:t>
         </w:r>
       </w:hyperlink>
       <w:r>
@@ -7679,7 +7785,7 @@
         <w:rPr>
           <w:rStyle w:val="NormalTok"/>
         </w:rPr>
-        <w:t xml:space="preserve">validation</w:t>
+        <w:t xml:space="preserve">SCTORvalidation</w:t>
       </w:r>
       <w:r>
         <w:rPr>
@@ -7765,7 +7871,7 @@
         <w:rPr>
           <w:rStyle w:val="VerbatimChar"/>
         </w:rPr>
-        <w:t xml:space="preserve">validation::test</w:t>
+        <w:t xml:space="preserve">SCTORvalidation::test</w:t>
       </w:r>
       <w:r>
         <w:t xml:space="preserve"> </w:t>
@@ -10830,7 +10936,7 @@
         <w:t xml:space="preserve"> </w:t>
       </w:r>
       <w:r>
-        <w:t xml:space="preserve">Senior Statistical Programmer, SAKK</w:t>
+        <w:t xml:space="preserve">Statistician, Clinical Research Centre, Geneva University Hospitals</w:t>
       </w:r>
     </w:p>
   </w:footnote>
